--- a/bachelor/sem1/informatic/lab1/лаб 1 отчет.docx
+++ b/bachelor/sem1/informatic/lab1/лаб 1 отчет.docx
@@ -1116,16 +1116,7 @@
           <w:szCs w:val="28"/>
         </w:rPr>
         <w:tab/>
-        <w:t>Вычислить значение выражения при различных вещественных типах данных (float и double). Вычисления следует выполнять с использованием промежуточных переменных. Сравнит</w:t>
-      </w:r>
-      <w:bookmarkStart w:id="2" w:name="_GoBack"/>
-      <w:bookmarkEnd w:id="2"/>
-      <w:r>
-        <w:rPr>
-          <w:sz w:val="28"/>
-          <w:szCs w:val="28"/>
-        </w:rPr>
-        <w:t>ь и объяснить полученные результаты.</w:t>
+        <w:t>Вычислить значение выражения при различных вещественных типах данных (float и double). Вычисления следует выполнять с использованием промежуточных переменных. Сравнить и объяснить полученные результаты.</w:t>
       </w:r>
     </w:p>
     <w:p>
@@ -1167,12 +1158,12 @@
         <w:spacing w:line="360" w:lineRule="auto"/>
         <w:jc w:val="center"/>
       </w:pPr>
-      <w:bookmarkStart w:id="3" w:name="_Toc242824478"/>
+      <w:bookmarkStart w:id="2" w:name="_Toc242824478"/>
       <w:r>
         <w:lastRenderedPageBreak/>
         <w:t>Анализ решения</w:t>
       </w:r>
-      <w:bookmarkEnd w:id="3"/>
+      <w:bookmarkEnd w:id="2"/>
     </w:p>
     <w:p>
       <w:pPr>
@@ -1245,21 +1236,7 @@
           <w:sz w:val="28"/>
           <w:szCs w:val="28"/>
         </w:rPr>
-        <w:t xml:space="preserve">Задача </w:t>
-      </w:r>
-      <w:r>
-        <w:rPr>
-          <w:sz w:val="28"/>
-          <w:szCs w:val="28"/>
-        </w:rPr>
-        <w:t>2</w:t>
-      </w:r>
-      <w:r>
-        <w:rPr>
-          <w:sz w:val="28"/>
-          <w:szCs w:val="28"/>
-        </w:rPr>
-        <w:t>.</w:t>
+        <w:t>Задача 2.</w:t>
       </w:r>
     </w:p>
     <w:p>
@@ -1340,19 +1317,18 @@
         <w:spacing w:line="360" w:lineRule="auto"/>
         <w:jc w:val="center"/>
       </w:pPr>
-      <w:bookmarkStart w:id="4" w:name="_Toc242824479"/>
+      <w:bookmarkStart w:id="3" w:name="_Toc242824479"/>
       <w:r>
         <w:lastRenderedPageBreak/>
         <w:t>Блок-схема</w:t>
       </w:r>
-      <w:bookmarkEnd w:id="4"/>
+      <w:bookmarkEnd w:id="3"/>
     </w:p>
     <w:p>
       <w:pPr>
         <w:pStyle w:val="ac"/>
         <w:spacing w:before="0" w:beforeAutospacing="0" w:after="0" w:afterAutospacing="0" w:line="360" w:lineRule="auto"/>
-        <w:ind w:firstLine="851"/>
-        <w:jc w:val="both"/>
+        <w:ind w:left="-709" w:firstLine="851"/>
         <w:rPr>
           <w:sz w:val="28"/>
           <w:szCs w:val="28"/>
@@ -1366,29 +1342,23 @@
       </w:pPr>
       <w:r>
         <w:rPr>
-          <w:sz w:val="28"/>
-          <w:szCs w:val="28"/>
-        </w:rPr>
-        <w:t>Задание 1                                                            Задание 2</w:t>
-      </w:r>
-      <w:r>
-        <w:rPr>
-          <w:sz w:val="28"/>
-          <w:szCs w:val="28"/>
-        </w:rPr>
-        <w:t xml:space="preserve"> </w:t>
-      </w:r>
-      <w:r>
-        <w:rPr>
           <w:noProof/>
           <w:sz w:val="28"/>
           <w:szCs w:val="28"/>
         </w:rPr>
         <w:drawing>
-          <wp:inline distT="0" distB="0" distL="0" distR="0" wp14:anchorId="0D76C5EE" wp14:editId="2093FC5A">
-            <wp:extent cx="1523926" cy="7574915"/>
+          <wp:anchor distT="0" distB="0" distL="114300" distR="114300" simplePos="0" relativeHeight="251657728" behindDoc="0" locked="0" layoutInCell="1" allowOverlap="1" wp14:anchorId="42903E5B" wp14:editId="32B500CE">
+            <wp:simplePos x="0" y="0"/>
+            <wp:positionH relativeFrom="column">
+              <wp:posOffset>3291840</wp:posOffset>
+            </wp:positionH>
+            <wp:positionV relativeFrom="paragraph">
+              <wp:posOffset>357505</wp:posOffset>
+            </wp:positionV>
+            <wp:extent cx="2063115" cy="4962525"/>
             <wp:effectExtent l="0" t="0" r="0" b="0"/>
-            <wp:docPr id="13" name="Рисунок 13"/>
+            <wp:wrapNone/>
+            <wp:docPr id="5" name="Рисунок 5"/>
             <wp:cNvGraphicFramePr>
               <a:graphicFrameLocks xmlns:a="http://schemas.openxmlformats.org/drawingml/2006/main" noChangeAspect="1"/>
             </wp:cNvGraphicFramePr>
@@ -1396,7 +1366,7 @@
               <a:graphicData uri="http://schemas.openxmlformats.org/drawingml/2006/picture">
                 <pic:pic xmlns:pic="http://schemas.openxmlformats.org/drawingml/2006/picture">
                   <pic:nvPicPr>
-                    <pic:cNvPr id="13" name="Диаграмма без названия.drawio (3).png"/>
+                    <pic:cNvPr id="5" name="Диаграмма без названия.drawio (7).png"/>
                     <pic:cNvPicPr/>
                   </pic:nvPicPr>
                   <pic:blipFill>
@@ -1414,7 +1384,7 @@
                   <pic:spPr>
                     <a:xfrm>
                       <a:off x="0" y="0"/>
-                      <a:ext cx="1533746" cy="7623725"/>
+                      <a:ext cx="2063115" cy="4962525"/>
                     </a:xfrm>
                     <a:prstGeom prst="rect">
                       <a:avLst/>
@@ -1423,16 +1393,16 @@
                 </pic:pic>
               </a:graphicData>
             </a:graphic>
-          </wp:inline>
+            <wp14:sizeRelH relativeFrom="page">
+              <wp14:pctWidth>0</wp14:pctWidth>
+            </wp14:sizeRelH>
+            <wp14:sizeRelV relativeFrom="page">
+              <wp14:pctHeight>0</wp14:pctHeight>
+            </wp14:sizeRelV>
+          </wp:anchor>
         </w:drawing>
       </w:r>
-      <w:r>
-        <w:rPr>
-          <w:sz w:val="28"/>
-          <w:szCs w:val="28"/>
-        </w:rPr>
-        <w:t xml:space="preserve"> </w:t>
-      </w:r>
+      <w:bookmarkStart w:id="4" w:name="_GoBack"/>
       <w:r>
         <w:rPr>
           <w:noProof/>
@@ -1440,10 +1410,18 @@
           <w:szCs w:val="28"/>
         </w:rPr>
         <w:drawing>
-          <wp:inline distT="0" distB="0" distL="0" distR="0" wp14:anchorId="36B387B0" wp14:editId="20693173">
-            <wp:extent cx="1066800" cy="7365973"/>
+          <wp:anchor distT="0" distB="0" distL="114300" distR="114300" simplePos="0" relativeHeight="251659776" behindDoc="0" locked="0" layoutInCell="1" allowOverlap="1" wp14:anchorId="2817EC42" wp14:editId="38CF5C4B">
+            <wp:simplePos x="0" y="0"/>
+            <wp:positionH relativeFrom="column">
+              <wp:posOffset>-594360</wp:posOffset>
+            </wp:positionH>
+            <wp:positionV relativeFrom="paragraph">
+              <wp:posOffset>319405</wp:posOffset>
+            </wp:positionV>
+            <wp:extent cx="3657600" cy="8082280"/>
             <wp:effectExtent l="0" t="0" r="0" b="0"/>
-            <wp:docPr id="12" name="Рисунок 12"/>
+            <wp:wrapNone/>
+            <wp:docPr id="4" name="Рисунок 4"/>
             <wp:cNvGraphicFramePr>
               <a:graphicFrameLocks xmlns:a="http://schemas.openxmlformats.org/drawingml/2006/main" noChangeAspect="1"/>
             </wp:cNvGraphicFramePr>
@@ -1451,35 +1429,145 @@
               <a:graphicData uri="http://schemas.openxmlformats.org/drawingml/2006/picture">
                 <pic:pic xmlns:pic="http://schemas.openxmlformats.org/drawingml/2006/picture">
                   <pic:nvPicPr>
-                    <pic:cNvPr id="12" name="Диаграмма без названия.drawio (2).png"/>
+                    <pic:cNvPr id="4" name="Диаграмма без названия.drawio (6).png"/>
                     <pic:cNvPicPr/>
                   </pic:nvPicPr>
-                  <pic:blipFill>
-                    <a:blip r:embed="rId12">
+                  <pic:blipFill rotWithShape="1">
+                    <a:blip r:embed="rId12" cstate="print">
                       <a:extLst>
                         <a:ext uri="{28A0092B-C50C-407E-A947-70E740481C1C}">
                           <a14:useLocalDpi xmlns:a14="http://schemas.microsoft.com/office/drawing/2010/main" val="0"/>
                         </a:ext>
                       </a:extLst>
                     </a:blip>
-                    <a:stretch>
-                      <a:fillRect/>
-                    </a:stretch>
+                    <a:srcRect r="40767"/>
+                    <a:stretch/>
                   </pic:blipFill>
-                  <pic:spPr>
+                  <pic:spPr bwMode="auto">
                     <a:xfrm>
                       <a:off x="0" y="0"/>
-                      <a:ext cx="1071851" cy="7400848"/>
+                      <a:ext cx="3657600" cy="8082280"/>
                     </a:xfrm>
                     <a:prstGeom prst="rect">
                       <a:avLst/>
                     </a:prstGeom>
+                    <a:ln>
+                      <a:noFill/>
+                    </a:ln>
+                    <a:extLst>
+                      <a:ext uri="{53640926-AAD7-44D8-BBD7-CCE9431645EC}">
+                        <a14:shadowObscured xmlns:a14="http://schemas.microsoft.com/office/drawing/2010/main"/>
+                      </a:ext>
+                    </a:extLst>
                   </pic:spPr>
                 </pic:pic>
               </a:graphicData>
             </a:graphic>
-          </wp:inline>
+            <wp14:sizeRelH relativeFrom="page">
+              <wp14:pctWidth>0</wp14:pctWidth>
+            </wp14:sizeRelH>
+            <wp14:sizeRelV relativeFrom="page">
+              <wp14:pctHeight>0</wp14:pctHeight>
+            </wp14:sizeRelV>
+          </wp:anchor>
         </w:drawing>
+      </w:r>
+      <w:bookmarkEnd w:id="4"/>
+      <w:r>
+        <w:rPr>
+          <w:sz w:val="28"/>
+          <w:szCs w:val="28"/>
+          <w:lang w:val="en-US"/>
+        </w:rPr>
+        <w:t xml:space="preserve">                </w:t>
+      </w:r>
+      <w:r>
+        <w:rPr>
+          <w:sz w:val="28"/>
+          <w:szCs w:val="28"/>
+        </w:rPr>
+        <w:t xml:space="preserve">Задание 1                            </w:t>
+      </w:r>
+      <w:r>
+        <w:rPr>
+          <w:sz w:val="28"/>
+          <w:szCs w:val="28"/>
+        </w:rPr>
+        <w:t xml:space="preserve">      </w:t>
+      </w:r>
+      <w:r>
+        <w:rPr>
+          <w:sz w:val="28"/>
+          <w:szCs w:val="28"/>
+        </w:rPr>
+        <w:t xml:space="preserve">  </w:t>
+      </w:r>
+      <w:r>
+        <w:rPr>
+          <w:sz w:val="28"/>
+          <w:szCs w:val="28"/>
+          <w:lang w:val="en-US"/>
+        </w:rPr>
+        <w:t xml:space="preserve">    </w:t>
+      </w:r>
+      <w:r>
+        <w:rPr>
+          <w:sz w:val="28"/>
+          <w:szCs w:val="28"/>
+          <w:lang w:val="en-US"/>
+        </w:rPr>
+        <w:t xml:space="preserve">               </w:t>
+      </w:r>
+      <w:r>
+        <w:rPr>
+          <w:sz w:val="28"/>
+          <w:szCs w:val="28"/>
+        </w:rPr>
+        <w:t xml:space="preserve"> </w:t>
+      </w:r>
+      <w:r>
+        <w:rPr>
+          <w:sz w:val="28"/>
+          <w:szCs w:val="28"/>
+        </w:rPr>
+        <w:t>Задание 2</w:t>
+      </w:r>
+      <w:r>
+        <w:rPr>
+          <w:sz w:val="28"/>
+          <w:szCs w:val="28"/>
+        </w:rPr>
+        <w:t xml:space="preserve"> </w:t>
+      </w:r>
+      <w:r>
+        <w:rPr>
+          <w:sz w:val="28"/>
+          <w:szCs w:val="28"/>
+        </w:rPr>
+        <w:t xml:space="preserve"> </w:t>
+      </w:r>
+      <w:r>
+        <w:rPr>
+          <w:sz w:val="28"/>
+          <w:szCs w:val="28"/>
+        </w:rPr>
+        <w:t xml:space="preserve">                                           </w:t>
+      </w:r>
+      <w:r>
+        <w:rPr>
+          <w:sz w:val="28"/>
+          <w:szCs w:val="28"/>
+          <w:lang w:val="en-US"/>
+        </w:rPr>
+        <w:t xml:space="preserve">                                 </w:t>
+      </w:r>
+      <w:r>
+        <w:rPr>
+          <w:sz w:val="28"/>
+          <w:szCs w:val="28"/>
+          <w:lang w:val="en-US"/>
+        </w:rPr>
+        <w:t xml:space="preserve">             </w:t>
       </w:r>
     </w:p>
     <w:p>
@@ -1569,6 +1657,7 @@
       </w:pPr>
       <w:r>
         <w:rPr>
+          <w:noProof/>
           <w:sz w:val="28"/>
           <w:szCs w:val="28"/>
         </w:rPr>
@@ -1616,6 +1705,7 @@
       </w:r>
       <w:r>
         <w:rPr>
+          <w:noProof/>
           <w:sz w:val="28"/>
           <w:szCs w:val="28"/>
         </w:rPr>
@@ -1675,6 +1765,7 @@
       </w:pPr>
       <w:r>
         <w:rPr>
+          <w:noProof/>
           <w:sz w:val="28"/>
           <w:szCs w:val="28"/>
         </w:rPr>
@@ -1765,6 +1856,7 @@
       </w:pPr>
       <w:r>
         <w:rPr>
+          <w:noProof/>
           <w:sz w:val="28"/>
           <w:szCs w:val="28"/>
         </w:rPr>
@@ -1867,6 +1959,7 @@
       </w:pPr>
       <w:r>
         <w:rPr>
+          <w:noProof/>
           <w:sz w:val="28"/>
           <w:szCs w:val="28"/>
         </w:rPr>
@@ -9007,7 +9100,7 @@
 </file>
 
 <file path=customXml/itemProps1.xml><?xml version="1.0" encoding="utf-8"?>
-<ds:datastoreItem xmlns:ds="http://schemas.openxmlformats.org/officeDocument/2006/customXml" ds:itemID="{CFD12C4E-5041-4956-9741-849B44BC761B}">
+<ds:datastoreItem xmlns:ds="http://schemas.openxmlformats.org/officeDocument/2006/customXml" ds:itemID="{A9667DDF-1D07-4BF9-B422-0A64C3DF4B3A}">
   <ds:schemaRefs>
     <ds:schemaRef ds:uri="http://schemas.openxmlformats.org/officeDocument/2006/bibliography"/>
   </ds:schemaRefs>

--- a/bachelor/sem1/informatic/lab1/лаб 1 отчет.docx
+++ b/bachelor/sem1/informatic/lab1/лаб 1 отчет.docx
@@ -39,14 +39,6 @@
           <w:szCs w:val="28"/>
         </w:rPr>
       </w:pPr>
-      <w:r>
-        <w:rPr>
-          <w:b/>
-          <w:sz w:val="28"/>
-          <w:szCs w:val="28"/>
-        </w:rPr>
-        <w:t>Информатика</w:t>
-      </w:r>
     </w:p>
     <w:p>
       <w:pPr>
@@ -58,14 +50,6 @@
           <w:szCs w:val="28"/>
         </w:rPr>
       </w:pPr>
-      <w:r>
-        <w:rPr>
-          <w:b/>
-          <w:sz w:val="28"/>
-          <w:szCs w:val="28"/>
-        </w:rPr>
-        <w:t>Основы алгоритмизации и программирования</w:t>
-      </w:r>
     </w:p>
     <w:p>
       <w:pPr>
@@ -77,14 +61,6 @@
           <w:szCs w:val="28"/>
         </w:rPr>
       </w:pPr>
-      <w:r>
-        <w:rPr>
-          <w:b/>
-          <w:sz w:val="28"/>
-          <w:szCs w:val="28"/>
-        </w:rPr>
-        <w:t>Введение в инженерную деятельность</w:t>
-      </w:r>
     </w:p>
     <w:p>
       <w:pPr>
@@ -96,14 +72,6 @@
           <w:szCs w:val="28"/>
         </w:rPr>
       </w:pPr>
-      <w:r>
-        <w:rPr>
-          <w:b/>
-          <w:sz w:val="28"/>
-          <w:szCs w:val="28"/>
-        </w:rPr>
-        <w:t>Лабораторная работа номер 1</w:t>
-      </w:r>
     </w:p>
     <w:p>
       <w:pPr>
@@ -121,7 +89,7 @@
           <w:sz w:val="28"/>
           <w:szCs w:val="28"/>
         </w:rPr>
-        <w:t>Вариант номер 16</w:t>
+        <w:t>Отчет по дисциплинам:</w:t>
       </w:r>
     </w:p>
     <w:p>
@@ -134,6 +102,14 @@
           <w:szCs w:val="28"/>
         </w:rPr>
       </w:pPr>
+      <w:r>
+        <w:rPr>
+          <w:b/>
+          <w:sz w:val="28"/>
+          <w:szCs w:val="28"/>
+        </w:rPr>
+        <w:t>Информатика</w:t>
+      </w:r>
     </w:p>
     <w:p>
       <w:pPr>
@@ -145,6 +121,14 @@
           <w:szCs w:val="28"/>
         </w:rPr>
       </w:pPr>
+      <w:r>
+        <w:rPr>
+          <w:b/>
+          <w:sz w:val="28"/>
+          <w:szCs w:val="28"/>
+        </w:rPr>
+        <w:t>Основы алгоритмизации и программирования</w:t>
+      </w:r>
     </w:p>
     <w:p>
       <w:pPr>
@@ -162,71 +146,120 @@
           <w:sz w:val="28"/>
           <w:szCs w:val="28"/>
         </w:rPr>
-        <w:t>Знакомство с С</w:t>
-      </w:r>
-      <w:r>
-        <w:rPr>
-          <w:b/>
-          <w:sz w:val="28"/>
-          <w:szCs w:val="28"/>
-        </w:rPr>
-        <w:t>++. Выполнение программы простой структуры</w:t>
-      </w:r>
-      <w:r>
-        <w:rPr>
-          <w:b/>
-          <w:sz w:val="28"/>
-          <w:szCs w:val="28"/>
-        </w:rPr>
-        <w:t>.</w:t>
+        <w:t>Введение в инженерную деятельность</w:t>
       </w:r>
     </w:p>
     <w:p>
       <w:pPr>
-        <w:spacing w:after="120" w:line="360" w:lineRule="auto"/>
+        <w:spacing w:line="360" w:lineRule="auto"/>
+        <w:jc w:val="center"/>
         <w:rPr>
           <w:b/>
-          <w:bCs/>
-          <w:sz w:val="28"/>
-          <w:szCs w:val="28"/>
-        </w:rPr>
-      </w:pPr>
+          <w:sz w:val="28"/>
+          <w:szCs w:val="28"/>
+        </w:rPr>
+      </w:pPr>
+      <w:r>
+        <w:rPr>
+          <w:b/>
+          <w:sz w:val="28"/>
+          <w:szCs w:val="28"/>
+        </w:rPr>
+        <w:t xml:space="preserve">Лабораторная работа </w:t>
+      </w:r>
+      <w:r>
+        <w:rPr>
+          <w:b/>
+          <w:sz w:val="28"/>
+          <w:szCs w:val="28"/>
+        </w:rPr>
+        <w:t>№</w:t>
+      </w:r>
+      <w:r>
+        <w:rPr>
+          <w:b/>
+          <w:sz w:val="28"/>
+          <w:szCs w:val="28"/>
+        </w:rPr>
+        <w:t xml:space="preserve"> 1</w:t>
+      </w:r>
     </w:p>
     <w:p>
       <w:pPr>
-        <w:spacing w:after="120" w:line="360" w:lineRule="auto"/>
-        <w:rPr>
-          <w:bCs/>
-          <w:sz w:val="28"/>
-          <w:szCs w:val="28"/>
-        </w:rPr>
-      </w:pPr>
+        <w:spacing w:line="360" w:lineRule="auto"/>
+        <w:jc w:val="center"/>
+        <w:rPr>
+          <w:b/>
+          <w:sz w:val="28"/>
+          <w:szCs w:val="28"/>
+        </w:rPr>
+      </w:pPr>
+      <w:r>
+        <w:rPr>
+          <w:b/>
+          <w:sz w:val="28"/>
+          <w:szCs w:val="28"/>
+        </w:rPr>
+        <w:t>Знакомство с С</w:t>
+      </w:r>
+      <w:r>
+        <w:rPr>
+          <w:b/>
+          <w:sz w:val="28"/>
+          <w:szCs w:val="28"/>
+        </w:rPr>
+        <w:t>++. Выполнение программы простой структуры</w:t>
+      </w:r>
+      <w:r>
+        <w:rPr>
+          <w:b/>
+          <w:sz w:val="28"/>
+          <w:szCs w:val="28"/>
+        </w:rPr>
+        <w:t>.</w:t>
+      </w:r>
     </w:p>
     <w:p>
       <w:pPr>
-        <w:spacing w:after="120" w:line="360" w:lineRule="auto"/>
-        <w:rPr>
-          <w:bCs/>
-          <w:sz w:val="28"/>
-          <w:szCs w:val="28"/>
-        </w:rPr>
-      </w:pPr>
+        <w:spacing w:line="360" w:lineRule="auto"/>
+        <w:jc w:val="center"/>
+        <w:rPr>
+          <w:b/>
+          <w:sz w:val="28"/>
+          <w:szCs w:val="28"/>
+        </w:rPr>
+      </w:pPr>
+      <w:r>
+        <w:rPr>
+          <w:b/>
+          <w:sz w:val="28"/>
+          <w:szCs w:val="28"/>
+        </w:rPr>
+        <w:t xml:space="preserve">Вариант </w:t>
+      </w:r>
+      <w:r>
+        <w:rPr>
+          <w:b/>
+          <w:sz w:val="28"/>
+          <w:szCs w:val="28"/>
+        </w:rPr>
+        <w:t>№</w:t>
+      </w:r>
+      <w:r>
+        <w:rPr>
+          <w:b/>
+          <w:sz w:val="28"/>
+          <w:szCs w:val="28"/>
+        </w:rPr>
+        <w:t xml:space="preserve"> 16</w:t>
+      </w:r>
     </w:p>
     <w:p>
       <w:pPr>
-        <w:spacing w:after="120" w:line="360" w:lineRule="auto"/>
-        <w:rPr>
-          <w:bCs/>
-          <w:sz w:val="28"/>
-          <w:szCs w:val="28"/>
-        </w:rPr>
-      </w:pPr>
-    </w:p>
-    <w:p>
-      <w:pPr>
-        <w:spacing w:after="120" w:line="360" w:lineRule="auto"/>
-        <w:rPr>
-          <w:bCs/>
+        <w:spacing w:line="360" w:lineRule="auto"/>
+        <w:jc w:val="center"/>
+        <w:rPr>
+          <w:b/>
           <w:sz w:val="28"/>
           <w:szCs w:val="28"/>
         </w:rPr>
@@ -387,16 +420,23 @@
           <w:noProof/>
         </w:rPr>
       </w:pPr>
-      <w:bookmarkStart w:id="0" w:name="_Toc242824476"/>
+      <w:bookmarkStart w:id="0" w:name="_Toc243489486"/>
       <w:r>
         <w:rPr>
           <w:sz w:val="28"/>
           <w:szCs w:val="28"/>
         </w:rPr>
         <w:lastRenderedPageBreak/>
-        <w:t>Содержание</w:t>
+        <w:t>Содержани</w:t>
       </w:r>
       <w:bookmarkEnd w:id="0"/>
+      <w:r>
+        <w:rPr>
+          <w:sz w:val="28"/>
+          <w:szCs w:val="28"/>
+        </w:rPr>
+        <w:t>е</w:t>
+      </w:r>
       <w:r>
         <w:rPr>
           <w:sz w:val="28"/>
@@ -433,7 +473,7 @@
           <w:szCs w:val="28"/>
         </w:rPr>
       </w:pPr>
-      <w:hyperlink w:anchor="_Toc242824476" w:history="1">
+      <w:hyperlink w:anchor="_Toc243489488" w:history="1">
         <w:r>
           <w:rPr>
             <w:rStyle w:val="ae"/>
@@ -441,7 +481,7 @@
             <w:sz w:val="28"/>
             <w:szCs w:val="28"/>
           </w:rPr>
-          <w:t>Содержание</w:t>
+          <w:t>Постановка задач</w:t>
         </w:r>
         <w:r>
           <w:rPr>
@@ -468,95 +508,7 @@
             <w:sz w:val="28"/>
             <w:szCs w:val="28"/>
           </w:rPr>
-          <w:instrText xml:space="preserve"> PAGEREF _Toc242824476 \h </w:instrText>
-        </w:r>
-        <w:r>
-          <w:rPr>
-            <w:noProof/>
-            <w:webHidden/>
-            <w:sz w:val="28"/>
-            <w:szCs w:val="28"/>
-          </w:rPr>
-        </w:r>
-        <w:r>
-          <w:rPr>
-            <w:noProof/>
-            <w:webHidden/>
-            <w:sz w:val="28"/>
-            <w:szCs w:val="28"/>
-          </w:rPr>
-          <w:fldChar w:fldCharType="separate"/>
-        </w:r>
-        <w:r>
-          <w:rPr>
-            <w:noProof/>
-            <w:webHidden/>
-            <w:sz w:val="28"/>
-            <w:szCs w:val="28"/>
-          </w:rPr>
-          <w:t>1</w:t>
-        </w:r>
-        <w:r>
-          <w:rPr>
-            <w:noProof/>
-            <w:webHidden/>
-            <w:sz w:val="28"/>
-            <w:szCs w:val="28"/>
-          </w:rPr>
-          <w:fldChar w:fldCharType="end"/>
-        </w:r>
-      </w:hyperlink>
-    </w:p>
-    <w:p>
-      <w:pPr>
-        <w:pStyle w:val="16"/>
-        <w:tabs>
-          <w:tab w:val="right" w:leader="dot" w:pos="9343"/>
-        </w:tabs>
-        <w:rPr>
-          <w:rFonts w:asciiTheme="minorHAnsi" w:eastAsiaTheme="minorEastAsia" w:hAnsiTheme="minorHAnsi" w:cstheme="minorBidi"/>
-          <w:noProof/>
-          <w:color w:val="auto"/>
-          <w:sz w:val="28"/>
-          <w:szCs w:val="28"/>
-        </w:rPr>
-      </w:pPr>
-      <w:hyperlink w:anchor="_Toc242824477" w:history="1">
-        <w:r>
-          <w:rPr>
-            <w:rStyle w:val="ae"/>
-            <w:noProof/>
-            <w:sz w:val="28"/>
-            <w:szCs w:val="28"/>
-          </w:rPr>
-          <w:t>Постановка задачи</w:t>
-        </w:r>
-        <w:r>
-          <w:rPr>
-            <w:noProof/>
-            <w:webHidden/>
-            <w:sz w:val="28"/>
-            <w:szCs w:val="28"/>
-          </w:rPr>
-          <w:tab/>
-        </w:r>
-        <w:r>
-          <w:rPr>
-            <w:noProof/>
-            <w:webHidden/>
-            <w:sz w:val="28"/>
-            <w:szCs w:val="28"/>
-          </w:rPr>
-          <w:fldChar w:fldCharType="begin"/>
-        </w:r>
-        <w:r>
-          <w:rPr>
-            <w:noProof/>
-            <w:webHidden/>
-            <w:sz w:val="28"/>
-            <w:szCs w:val="28"/>
-          </w:rPr>
-          <w:instrText xml:space="preserve"> PAGEREF _Toc242824477 \h </w:instrText>
+          <w:instrText xml:space="preserve"> PAGEREF _Toc243489488 \h </w:instrText>
         </w:r>
         <w:r>
           <w:rPr>
@@ -610,7 +562,7 @@
           <w:szCs w:val="28"/>
         </w:rPr>
       </w:pPr>
-      <w:hyperlink w:anchor="_Toc242824478" w:history="1">
+      <w:hyperlink w:anchor="_Toc243489489" w:history="1">
         <w:r>
           <w:rPr>
             <w:rStyle w:val="ae"/>
@@ -645,7 +597,7 @@
             <w:sz w:val="28"/>
             <w:szCs w:val="28"/>
           </w:rPr>
-          <w:instrText xml:space="preserve"> PAGEREF _Toc242824478 \h </w:instrText>
+          <w:instrText xml:space="preserve"> PAGEREF _Toc243489489 \h </w:instrText>
         </w:r>
         <w:r>
           <w:rPr>
@@ -699,7 +651,14 @@
           <w:szCs w:val="28"/>
         </w:rPr>
       </w:pPr>
-      <w:hyperlink w:anchor="_Toc242824479" w:history="1">
+      <w:r>
+        <w:rPr>
+          <w:sz w:val="28"/>
+          <w:szCs w:val="28"/>
+        </w:rPr>
+        <w:t>Б</w:t>
+      </w:r>
+      <w:hyperlink w:anchor="_Toc243489490" w:history="1">
         <w:r>
           <w:rPr>
             <w:rStyle w:val="ae"/>
@@ -707,7 +666,7 @@
             <w:sz w:val="28"/>
             <w:szCs w:val="28"/>
           </w:rPr>
-          <w:t>Блок-схема</w:t>
+          <w:t>лок-схема</w:t>
         </w:r>
         <w:r>
           <w:rPr>
@@ -734,7 +693,7 @@
             <w:sz w:val="28"/>
             <w:szCs w:val="28"/>
           </w:rPr>
-          <w:instrText xml:space="preserve"> PAGEREF _Toc242824479 \h </w:instrText>
+          <w:instrText xml:space="preserve"> PAGEREF _Toc243489490 \h </w:instrText>
         </w:r>
         <w:r>
           <w:rPr>
@@ -788,7 +747,7 @@
           <w:szCs w:val="28"/>
         </w:rPr>
       </w:pPr>
-      <w:hyperlink w:anchor="_Toc242824480" w:history="1">
+      <w:hyperlink w:anchor="_Toc243489491" w:history="1">
         <w:r>
           <w:rPr>
             <w:rStyle w:val="ae"/>
@@ -823,7 +782,7 @@
             <w:sz w:val="28"/>
             <w:szCs w:val="28"/>
           </w:rPr>
-          <w:instrText xml:space="preserve"> PAGEREF _Toc242824480 \h </w:instrText>
+          <w:instrText xml:space="preserve"> PAGEREF _Toc243489491 \h </w:instrText>
         </w:r>
         <w:r>
           <w:rPr>
@@ -877,7 +836,7 @@
           <w:szCs w:val="28"/>
         </w:rPr>
       </w:pPr>
-      <w:hyperlink w:anchor="_Toc242824481" w:history="1">
+      <w:hyperlink w:anchor="_Toc243489492" w:history="1">
         <w:r>
           <w:rPr>
             <w:rStyle w:val="ae"/>
@@ -912,7 +871,7 @@
             <w:sz w:val="28"/>
             <w:szCs w:val="28"/>
           </w:rPr>
-          <w:instrText xml:space="preserve"> PAGEREF _Toc242824481 \h </w:instrText>
+          <w:instrText xml:space="preserve"> PAGEREF _Toc243489492 \h </w:instrText>
         </w:r>
         <w:r>
           <w:rPr>
@@ -966,7 +925,7 @@
           <w:szCs w:val="28"/>
         </w:rPr>
       </w:pPr>
-      <w:hyperlink w:anchor="_Toc242824482" w:history="1">
+      <w:hyperlink w:anchor="_Toc243489493" w:history="1">
         <w:r>
           <w:rPr>
             <w:rStyle w:val="ae"/>
@@ -1001,7 +960,7 @@
             <w:sz w:val="28"/>
             <w:szCs w:val="28"/>
           </w:rPr>
-          <w:instrText xml:space="preserve"> PAGEREF _Toc242824482 \h </w:instrText>
+          <w:instrText xml:space="preserve"> PAGEREF _Toc243489493 \h </w:instrText>
         </w:r>
         <w:r>
           <w:rPr>
@@ -1070,6 +1029,8 @@
           <w:cols w:space="720"/>
         </w:sectPr>
       </w:pPr>
+      <w:bookmarkStart w:id="1" w:name="_GoBack"/>
+      <w:bookmarkEnd w:id="1"/>
     </w:p>
     <w:p>
       <w:pPr>
@@ -1081,16 +1042,16 @@
           <w:szCs w:val="28"/>
         </w:rPr>
       </w:pPr>
-      <w:bookmarkStart w:id="1" w:name="_Toc242824477"/>
+      <w:bookmarkStart w:id="2" w:name="_Toc243489488"/>
       <w:r>
         <w:rPr>
           <w:sz w:val="28"/>
           <w:szCs w:val="28"/>
         </w:rPr>
         <w:lastRenderedPageBreak/>
-        <w:t>Постановка задачи</w:t>
-      </w:r>
-      <w:bookmarkEnd w:id="1"/>
+        <w:t>Постановка задач</w:t>
+      </w:r>
+      <w:bookmarkEnd w:id="2"/>
     </w:p>
     <w:p>
       <w:pPr>
@@ -1158,12 +1119,12 @@
         <w:spacing w:line="360" w:lineRule="auto"/>
         <w:jc w:val="center"/>
       </w:pPr>
-      <w:bookmarkStart w:id="2" w:name="_Toc242824478"/>
+      <w:bookmarkStart w:id="3" w:name="_Toc243489489"/>
       <w:r>
         <w:lastRenderedPageBreak/>
         <w:t>Анализ решения</w:t>
       </w:r>
-      <w:bookmarkEnd w:id="2"/>
+      <w:bookmarkEnd w:id="3"/>
     </w:p>
     <w:p>
       <w:pPr>
@@ -1288,41 +1249,100 @@
     </w:p>
     <w:p>
       <w:pPr>
-        <w:pStyle w:val="ac"/>
-        <w:spacing w:before="0" w:beforeAutospacing="0" w:after="0" w:afterAutospacing="0" w:line="360" w:lineRule="auto"/>
-        <w:ind w:firstLine="851"/>
-        <w:jc w:val="both"/>
-        <w:rPr>
-          <w:sz w:val="28"/>
-          <w:szCs w:val="28"/>
-        </w:rPr>
-        <w:sectPr>
-          <w:footerReference w:type="default" r:id="rId9"/>
-          <w:pgSz w:w="11905" w:h="16837"/>
-          <w:pgMar w:top="1134" w:right="851" w:bottom="1134" w:left="1701" w:header="720" w:footer="720" w:gutter="0"/>
-          <w:cols w:space="720"/>
-        </w:sectPr>
-      </w:pPr>
-      <w:r>
-        <w:rPr>
-          <w:sz w:val="28"/>
-          <w:szCs w:val="28"/>
-        </w:rPr>
-        <w:t>Порядок вычисления операндов в бинарных операциях в C++ не регламентирован стандартом (за исключением некоторых операторов), однако для операторов сравнения и умножения побочные эффекты (изменение значений переменных) гарантированно применяются до перехода к следующей точке следования (sequence point).</w:t>
-      </w:r>
-    </w:p>
-    <w:p>
-      <w:pPr>
         <w:pStyle w:val="2"/>
         <w:spacing w:line="360" w:lineRule="auto"/>
         <w:jc w:val="center"/>
       </w:pPr>
-      <w:bookmarkStart w:id="3" w:name="_Toc242824479"/>
+    </w:p>
+    <w:p>
+      <w:pPr>
+        <w:pStyle w:val="2"/>
+        <w:spacing w:line="360" w:lineRule="auto"/>
+        <w:jc w:val="center"/>
+      </w:pPr>
+    </w:p>
+    <w:p>
+      <w:pPr>
+        <w:pStyle w:val="2"/>
+        <w:spacing w:line="360" w:lineRule="auto"/>
+        <w:jc w:val="center"/>
+      </w:pPr>
+    </w:p>
+    <w:p>
+      <w:pPr>
+        <w:pStyle w:val="2"/>
+        <w:spacing w:line="360" w:lineRule="auto"/>
+        <w:jc w:val="center"/>
+      </w:pPr>
+    </w:p>
+    <w:p>
+      <w:pPr>
+        <w:pStyle w:val="2"/>
+        <w:spacing w:line="360" w:lineRule="auto"/>
+        <w:jc w:val="center"/>
+      </w:pPr>
+    </w:p>
+    <w:p>
+      <w:pPr>
+        <w:pStyle w:val="2"/>
+        <w:spacing w:line="360" w:lineRule="auto"/>
+        <w:jc w:val="center"/>
+      </w:pPr>
+    </w:p>
+    <w:p>
+      <w:pPr>
+        <w:pStyle w:val="2"/>
+        <w:spacing w:line="360" w:lineRule="auto"/>
+        <w:jc w:val="center"/>
+      </w:pPr>
+    </w:p>
+    <w:p>
+      <w:pPr>
+        <w:pStyle w:val="2"/>
+        <w:spacing w:line="360" w:lineRule="auto"/>
+        <w:jc w:val="center"/>
+      </w:pPr>
+    </w:p>
+    <w:p>
+      <w:pPr>
+        <w:pStyle w:val="2"/>
+        <w:spacing w:line="360" w:lineRule="auto"/>
+        <w:jc w:val="center"/>
+      </w:pPr>
+    </w:p>
+    <w:p>
+      <w:pPr>
+        <w:pStyle w:val="2"/>
+        <w:spacing w:line="360" w:lineRule="auto"/>
+        <w:jc w:val="center"/>
+      </w:pPr>
+    </w:p>
+    <w:p>
+      <w:pPr>
+        <w:pStyle w:val="2"/>
+        <w:spacing w:line="360" w:lineRule="auto"/>
+        <w:jc w:val="center"/>
+      </w:pPr>
+    </w:p>
+    <w:p>
+      <w:pPr>
+        <w:pStyle w:val="2"/>
+        <w:spacing w:line="360" w:lineRule="auto"/>
+        <w:jc w:val="center"/>
+      </w:pPr>
+    </w:p>
+    <w:p>
+      <w:pPr>
+        <w:pStyle w:val="2"/>
+        <w:spacing w:line="360" w:lineRule="auto"/>
+        <w:jc w:val="center"/>
+      </w:pPr>
+      <w:bookmarkStart w:id="4" w:name="_Toc243489490"/>
       <w:r>
         <w:lastRenderedPageBreak/>
         <w:t>Блок-схема</w:t>
       </w:r>
-      <w:bookmarkEnd w:id="3"/>
+      <w:bookmarkEnd w:id="4"/>
     </w:p>
     <w:p>
       <w:pPr>
@@ -1334,7 +1354,7 @@
           <w:szCs w:val="28"/>
         </w:rPr>
         <w:sectPr>
-          <w:footerReference w:type="default" r:id="rId10"/>
+          <w:footerReference w:type="default" r:id="rId9"/>
           <w:pgSz w:w="11905" w:h="16837"/>
           <w:pgMar w:top="1134" w:right="851" w:bottom="1134" w:left="1701" w:header="720" w:footer="720" w:gutter="0"/>
           <w:cols w:space="720"/>
@@ -1370,7 +1390,7 @@
                     <pic:cNvPicPr/>
                   </pic:nvPicPr>
                   <pic:blipFill>
-                    <a:blip r:embed="rId11" cstate="print">
+                    <a:blip r:embed="rId10" cstate="print">
                       <a:extLst>
                         <a:ext uri="{28A0092B-C50C-407E-A947-70E740481C1C}">
                           <a14:useLocalDpi xmlns:a14="http://schemas.microsoft.com/office/drawing/2010/main" val="0"/>
@@ -1402,7 +1422,6 @@
           </wp:anchor>
         </w:drawing>
       </w:r>
-      <w:bookmarkStart w:id="4" w:name="_GoBack"/>
       <w:r>
         <w:rPr>
           <w:noProof/>
@@ -1433,7 +1452,7 @@
                     <pic:cNvPicPr/>
                   </pic:nvPicPr>
                   <pic:blipFill rotWithShape="1">
-                    <a:blip r:embed="rId12" cstate="print">
+                    <a:blip r:embed="rId11" cstate="print">
                       <a:extLst>
                         <a:ext uri="{28A0092B-C50C-407E-A947-70E740481C1C}">
                           <a14:useLocalDpi xmlns:a14="http://schemas.microsoft.com/office/drawing/2010/main" val="0"/>
@@ -1472,12 +1491,10 @@
           </wp:anchor>
         </w:drawing>
       </w:r>
-      <w:bookmarkEnd w:id="4"/>
-      <w:r>
-        <w:rPr>
-          <w:sz w:val="28"/>
-          <w:szCs w:val="28"/>
-          <w:lang w:val="en-US"/>
+      <w:r>
+        <w:rPr>
+          <w:sz w:val="28"/>
+          <w:szCs w:val="28"/>
         </w:rPr>
         <w:t xml:space="preserve">                </w:t>
       </w:r>
@@ -1506,7 +1523,6 @@
         <w:rPr>
           <w:sz w:val="28"/>
           <w:szCs w:val="28"/>
-          <w:lang w:val="en-US"/>
         </w:rPr>
         <w:t xml:space="preserve">    </w:t>
       </w:r>
@@ -1514,7 +1530,6 @@
         <w:rPr>
           <w:sz w:val="28"/>
           <w:szCs w:val="28"/>
-          <w:lang w:val="en-US"/>
         </w:rPr>
         <w:t xml:space="preserve">               </w:t>
       </w:r>
@@ -1557,7 +1572,6 @@
         <w:rPr>
           <w:sz w:val="28"/>
           <w:szCs w:val="28"/>
-          <w:lang w:val="en-US"/>
         </w:rPr>
         <w:t xml:space="preserve">                                 </w:t>
       </w:r>
@@ -1565,7 +1579,6 @@
         <w:rPr>
           <w:sz w:val="28"/>
           <w:szCs w:val="28"/>
-          <w:lang w:val="en-US"/>
         </w:rPr>
         <w:t xml:space="preserve">             </w:t>
       </w:r>
@@ -1576,7 +1589,7 @@
         <w:spacing w:line="360" w:lineRule="auto"/>
         <w:jc w:val="center"/>
       </w:pPr>
-      <w:bookmarkStart w:id="5" w:name="_Toc242824480"/>
+      <w:bookmarkStart w:id="5" w:name="_Toc243489491"/>
       <w:r>
         <w:lastRenderedPageBreak/>
         <w:t>Код</w:t>
@@ -1666,6 +1679,54 @@
             <wp:extent cx="3239070" cy="3590925"/>
             <wp:effectExtent l="0" t="0" r="0" b="0"/>
             <wp:docPr id="1" name="Рисунок 1"/>
+            <wp:cNvGraphicFramePr>
+              <a:graphicFrameLocks xmlns:a="http://schemas.openxmlformats.org/drawingml/2006/main" noChangeAspect="1"/>
+            </wp:cNvGraphicFramePr>
+            <a:graphic xmlns:a="http://schemas.openxmlformats.org/drawingml/2006/main">
+              <a:graphicData uri="http://schemas.openxmlformats.org/drawingml/2006/picture">
+                <pic:pic xmlns:pic="http://schemas.openxmlformats.org/drawingml/2006/picture">
+                  <pic:nvPicPr>
+                    <pic:cNvPr id="1" name=""/>
+                    <pic:cNvPicPr/>
+                  </pic:nvPicPr>
+                  <pic:blipFill>
+                    <a:blip r:embed="rId12"/>
+                    <a:stretch>
+                      <a:fillRect/>
+                    </a:stretch>
+                  </pic:blipFill>
+                  <pic:spPr>
+                    <a:xfrm>
+                      <a:off x="0" y="0"/>
+                      <a:ext cx="3240423" cy="3592425"/>
+                    </a:xfrm>
+                    <a:prstGeom prst="rect">
+                      <a:avLst/>
+                    </a:prstGeom>
+                  </pic:spPr>
+                </pic:pic>
+              </a:graphicData>
+            </a:graphic>
+          </wp:inline>
+        </w:drawing>
+      </w:r>
+      <w:r>
+        <w:rPr>
+          <w:noProof/>
+        </w:rPr>
+        <w:t xml:space="preserve"> </w:t>
+      </w:r>
+      <w:r>
+        <w:rPr>
+          <w:noProof/>
+          <w:sz w:val="28"/>
+          <w:szCs w:val="28"/>
+        </w:rPr>
+        <w:drawing>
+          <wp:inline distT="0" distB="0" distL="0" distR="0" wp14:anchorId="0548111A" wp14:editId="38C4D129">
+            <wp:extent cx="3086100" cy="3535502"/>
+            <wp:effectExtent l="0" t="0" r="0" b="0"/>
+            <wp:docPr id="7" name="Рисунок 7"/>
             <wp:cNvGraphicFramePr>
               <a:graphicFrameLocks xmlns:a="http://schemas.openxmlformats.org/drawingml/2006/main" noChangeAspect="1"/>
             </wp:cNvGraphicFramePr>
@@ -1685,7 +1746,7 @@
                   <pic:spPr>
                     <a:xfrm>
                       <a:off x="0" y="0"/>
-                      <a:ext cx="3240423" cy="3592425"/>
+                      <a:ext cx="3101760" cy="3553442"/>
                     </a:xfrm>
                     <a:prstGeom prst="rect">
                       <a:avLst/>
@@ -1697,23 +1758,35 @@
           </wp:inline>
         </w:drawing>
       </w:r>
+    </w:p>
+    <w:p>
+      <w:pPr>
+        <w:pStyle w:val="ac"/>
+        <w:spacing w:before="0" w:beforeAutospacing="0" w:after="0" w:afterAutospacing="0" w:line="360" w:lineRule="auto"/>
+        <w:ind w:left="-1701" w:firstLine="851"/>
+        <w:jc w:val="both"/>
+        <w:rPr>
+          <w:sz w:val="28"/>
+          <w:szCs w:val="28"/>
+        </w:rPr>
+        <w:sectPr>
+          <w:footerReference w:type="default" r:id="rId14"/>
+          <w:pgSz w:w="11905" w:h="16837"/>
+          <w:pgMar w:top="1134" w:right="851" w:bottom="1134" w:left="1701" w:header="720" w:footer="720" w:gutter="0"/>
+          <w:cols w:space="720"/>
+        </w:sectPr>
+      </w:pPr>
       <w:r>
         <w:rPr>
           <w:noProof/>
-        </w:rPr>
-        <w:t xml:space="preserve"> </w:t>
-      </w:r>
-      <w:r>
-        <w:rPr>
-          <w:noProof/>
           <w:sz w:val="28"/>
           <w:szCs w:val="28"/>
         </w:rPr>
         <w:drawing>
-          <wp:inline distT="0" distB="0" distL="0" distR="0" wp14:anchorId="0548111A" wp14:editId="38C4D129">
-            <wp:extent cx="3086100" cy="3535502"/>
+          <wp:inline distT="0" distB="0" distL="0" distR="0" wp14:anchorId="397A1E59" wp14:editId="1CEB03AB">
+            <wp:extent cx="3200400" cy="3166182"/>
             <wp:effectExtent l="0" t="0" r="0" b="0"/>
-            <wp:docPr id="7" name="Рисунок 7"/>
+            <wp:docPr id="6" name="Рисунок 6"/>
             <wp:cNvGraphicFramePr>
               <a:graphicFrameLocks xmlns:a="http://schemas.openxmlformats.org/drawingml/2006/main" noChangeAspect="1"/>
             </wp:cNvGraphicFramePr>
@@ -1725,7 +1798,7 @@
                     <pic:cNvPicPr/>
                   </pic:nvPicPr>
                   <pic:blipFill>
-                    <a:blip r:embed="rId14"/>
+                    <a:blip r:embed="rId15"/>
                     <a:stretch>
                       <a:fillRect/>
                     </a:stretch>
@@ -1733,7 +1806,7 @@
                   <pic:spPr>
                     <a:xfrm>
                       <a:off x="0" y="0"/>
-                      <a:ext cx="3101760" cy="3553442"/>
+                      <a:ext cx="3201374" cy="3167146"/>
                     </a:xfrm>
                     <a:prstGeom prst="rect">
                       <a:avLst/>
@@ -1745,6 +1818,43 @@
           </wp:inline>
         </w:drawing>
       </w:r>
+      <w:r>
+        <w:rPr>
+          <w:noProof/>
+        </w:rPr>
+        <w:t xml:space="preserve"> </w:t>
+      </w:r>
+    </w:p>
+    <w:p>
+      <w:pPr>
+        <w:pStyle w:val="2"/>
+        <w:spacing w:line="360" w:lineRule="auto"/>
+        <w:jc w:val="center"/>
+      </w:pPr>
+      <w:bookmarkStart w:id="6" w:name="_Toc243489492"/>
+      <w:r>
+        <w:lastRenderedPageBreak/>
+        <w:t>Результаты</w:t>
+      </w:r>
+      <w:bookmarkEnd w:id="6"/>
+    </w:p>
+    <w:p>
+      <w:pPr>
+        <w:pStyle w:val="ac"/>
+        <w:spacing w:before="0" w:beforeAutospacing="0" w:after="0" w:afterAutospacing="0" w:line="360" w:lineRule="auto"/>
+        <w:ind w:firstLine="851"/>
+        <w:rPr>
+          <w:sz w:val="28"/>
+          <w:szCs w:val="28"/>
+        </w:rPr>
+      </w:pPr>
+      <w:r>
+        <w:rPr>
+          <w:sz w:val="28"/>
+          <w:szCs w:val="28"/>
+        </w:rPr>
+        <w:t>Задание 1</w:t>
+      </w:r>
     </w:p>
     <w:p>
       <w:pPr>
@@ -1756,12 +1866,6 @@
           <w:sz w:val="28"/>
           <w:szCs w:val="28"/>
         </w:rPr>
-        <w:sectPr>
-          <w:footerReference w:type="default" r:id="rId15"/>
-          <w:pgSz w:w="11905" w:h="16837"/>
-          <w:pgMar w:top="1134" w:right="851" w:bottom="1134" w:left="1701" w:header="720" w:footer="720" w:gutter="0"/>
-          <w:cols w:space="720"/>
-        </w:sectPr>
       </w:pPr>
       <w:r>
         <w:rPr>
@@ -1770,10 +1874,10 @@
           <w:szCs w:val="28"/>
         </w:rPr>
         <w:drawing>
-          <wp:inline distT="0" distB="0" distL="0" distR="0" wp14:anchorId="397A1E59" wp14:editId="1CEB03AB">
-            <wp:extent cx="3200400" cy="3166182"/>
+          <wp:inline distT="0" distB="0" distL="0" distR="0" wp14:anchorId="51C9FD6E" wp14:editId="02CF4142">
+            <wp:extent cx="5939155" cy="4622800"/>
             <wp:effectExtent l="0" t="0" r="0" b="0"/>
-            <wp:docPr id="6" name="Рисунок 6"/>
+            <wp:docPr id="8" name="Рисунок 8"/>
             <wp:cNvGraphicFramePr>
               <a:graphicFrameLocks xmlns:a="http://schemas.openxmlformats.org/drawingml/2006/main" noChangeAspect="1"/>
             </wp:cNvGraphicFramePr>
@@ -1793,97 +1897,6 @@
                   <pic:spPr>
                     <a:xfrm>
                       <a:off x="0" y="0"/>
-                      <a:ext cx="3201374" cy="3167146"/>
-                    </a:xfrm>
-                    <a:prstGeom prst="rect">
-                      <a:avLst/>
-                    </a:prstGeom>
-                  </pic:spPr>
-                </pic:pic>
-              </a:graphicData>
-            </a:graphic>
-          </wp:inline>
-        </w:drawing>
-      </w:r>
-      <w:r>
-        <w:rPr>
-          <w:noProof/>
-        </w:rPr>
-        <w:t xml:space="preserve"> </w:t>
-      </w:r>
-    </w:p>
-    <w:p>
-      <w:pPr>
-        <w:pStyle w:val="2"/>
-        <w:spacing w:line="360" w:lineRule="auto"/>
-        <w:jc w:val="center"/>
-      </w:pPr>
-      <w:bookmarkStart w:id="6" w:name="_Toc242824481"/>
-      <w:r>
-        <w:lastRenderedPageBreak/>
-        <w:t>Результаты</w:t>
-      </w:r>
-      <w:bookmarkEnd w:id="6"/>
-    </w:p>
-    <w:p>
-      <w:pPr>
-        <w:pStyle w:val="ac"/>
-        <w:spacing w:before="0" w:beforeAutospacing="0" w:after="0" w:afterAutospacing="0" w:line="360" w:lineRule="auto"/>
-        <w:ind w:firstLine="851"/>
-        <w:rPr>
-          <w:sz w:val="28"/>
-          <w:szCs w:val="28"/>
-        </w:rPr>
-      </w:pPr>
-      <w:r>
-        <w:rPr>
-          <w:sz w:val="28"/>
-          <w:szCs w:val="28"/>
-        </w:rPr>
-        <w:t>Задание 1</w:t>
-      </w:r>
-    </w:p>
-    <w:p>
-      <w:pPr>
-        <w:pStyle w:val="ac"/>
-        <w:spacing w:before="0" w:beforeAutospacing="0" w:after="0" w:afterAutospacing="0" w:line="360" w:lineRule="auto"/>
-        <w:ind w:left="-1701" w:firstLine="851"/>
-        <w:jc w:val="both"/>
-        <w:rPr>
-          <w:sz w:val="28"/>
-          <w:szCs w:val="28"/>
-        </w:rPr>
-      </w:pPr>
-      <w:r>
-        <w:rPr>
-          <w:noProof/>
-          <w:sz w:val="28"/>
-          <w:szCs w:val="28"/>
-        </w:rPr>
-        <w:drawing>
-          <wp:inline distT="0" distB="0" distL="0" distR="0" wp14:anchorId="51C9FD6E" wp14:editId="02CF4142">
-            <wp:extent cx="5939155" cy="4622800"/>
-            <wp:effectExtent l="0" t="0" r="0" b="0"/>
-            <wp:docPr id="8" name="Рисунок 8"/>
-            <wp:cNvGraphicFramePr>
-              <a:graphicFrameLocks xmlns:a="http://schemas.openxmlformats.org/drawingml/2006/main" noChangeAspect="1"/>
-            </wp:cNvGraphicFramePr>
-            <a:graphic xmlns:a="http://schemas.openxmlformats.org/drawingml/2006/main">
-              <a:graphicData uri="http://schemas.openxmlformats.org/drawingml/2006/picture">
-                <pic:pic xmlns:pic="http://schemas.openxmlformats.org/drawingml/2006/picture">
-                  <pic:nvPicPr>
-                    <pic:cNvPr id="1" name=""/>
-                    <pic:cNvPicPr/>
-                  </pic:nvPicPr>
-                  <pic:blipFill>
-                    <a:blip r:embed="rId17"/>
-                    <a:stretch>
-                      <a:fillRect/>
-                    </a:stretch>
-                  </pic:blipFill>
-                  <pic:spPr>
-                    <a:xfrm>
-                      <a:off x="0" y="0"/>
                       <a:ext cx="5939155" cy="4622800"/>
                     </a:xfrm>
                     <a:prstGeom prst="rect">
@@ -1951,7 +1964,7 @@
           <w:szCs w:val="28"/>
         </w:rPr>
         <w:sectPr>
-          <w:footerReference w:type="default" r:id="rId18"/>
+          <w:footerReference w:type="default" r:id="rId17"/>
           <w:pgSz w:w="11905" w:h="16837"/>
           <w:pgMar w:top="1134" w:right="851" w:bottom="1134" w:left="1701" w:header="720" w:footer="720" w:gutter="0"/>
           <w:cols w:space="720"/>
@@ -1979,7 +1992,7 @@
                     <pic:cNvPicPr/>
                   </pic:nvPicPr>
                   <pic:blipFill>
-                    <a:blip r:embed="rId19"/>
+                    <a:blip r:embed="rId18"/>
                     <a:stretch>
                       <a:fillRect/>
                     </a:stretch>
@@ -2010,7 +2023,7 @@
           <w:color w:val="000000" w:themeColor="text1"/>
         </w:rPr>
       </w:pPr>
-      <w:bookmarkStart w:id="7" w:name="_Toc242824482"/>
+      <w:bookmarkStart w:id="7" w:name="_Toc243489493"/>
       <w:r>
         <w:rPr>
           <w:color w:val="000000" w:themeColor="text1"/>
@@ -2309,7 +2322,7 @@
       </w:r>
     </w:p>
     <w:sectPr>
-      <w:footerReference w:type="default" r:id="rId20"/>
+      <w:footerReference w:type="default" r:id="rId19"/>
       <w:pgSz w:w="11905" w:h="16837"/>
       <w:pgMar w:top="1134" w:right="851" w:bottom="1134" w:left="1701" w:header="720" w:footer="720" w:gutter="0"/>
       <w:cols w:space="720"/>
@@ -2398,7 +2411,7 @@
         <w:rStyle w:val="fontStyleText"/>
         <w:noProof/>
       </w:rPr>
-      <w:t>3</w:t>
+      <w:t>4</w:t>
     </w:r>
     <w:r>
       <w:fldChar w:fldCharType="end"/>
@@ -2430,7 +2443,7 @@
         <w:rStyle w:val="fontStyleText"/>
         <w:noProof/>
       </w:rPr>
-      <w:t>4</w:t>
+      <w:t>5</w:t>
     </w:r>
     <w:r>
       <w:fldChar w:fldCharType="end"/>
@@ -2462,7 +2475,7 @@
         <w:rStyle w:val="fontStyleText"/>
         <w:noProof/>
       </w:rPr>
-      <w:t>5</w:t>
+      <w:t>6</w:t>
     </w:r>
     <w:r>
       <w:fldChar w:fldCharType="end"/>
@@ -2472,38 +2485,6 @@
 </file>
 
 <file path=word/footer5.xml><?xml version="1.0" encoding="utf-8"?>
-<w:ftr xmlns:wpc="http://schemas.microsoft.com/office/word/2010/wordprocessingCanvas" xmlns:cx="http://schemas.microsoft.com/office/drawing/2014/chartex" xmlns:mc="http://schemas.openxmlformats.org/markup-compatibility/2006" xmlns:o="urn:schemas-microsoft-com:office:office" xmlns:r="http://schemas.openxmlformats.org/officeDocument/2006/relationships" xmlns:m="http://schemas.openxmlformats.org/officeDocument/2006/math" xmlns:v="urn:schemas-microsoft-com:vml" xmlns:wp14="http://schemas.microsoft.com/office/word/2010/wordprocessingDrawing" xmlns:wp="http://schemas.openxmlformats.org/drawingml/2006/wordprocessingDrawing" xmlns:w10="urn:schemas-microsoft-com:office:word" xmlns:w="http://schemas.openxmlformats.org/wordprocessingml/2006/main" xmlns:w14="http://schemas.microsoft.com/office/word/2010/wordml" xmlns:w15="http://schemas.microsoft.com/office/word/2012/wordml" xmlns:w16se="http://schemas.microsoft.com/office/word/2015/wordml/symex" xmlns:wpg="http://schemas.microsoft.com/office/word/2010/wordprocessingGroup" xmlns:wpi="http://schemas.microsoft.com/office/word/2010/wordprocessingInk" xmlns:wne="http://schemas.microsoft.com/office/word/2006/wordml" xmlns:wps="http://schemas.microsoft.com/office/word/2010/wordprocessingShape" mc:Ignorable="w14 w15 w16se wp14">
-  <w:p>
-    <w:pPr>
-      <w:pStyle w:val="paragraphStylePageNum"/>
-    </w:pPr>
-    <w:r>
-      <w:fldChar w:fldCharType="begin"/>
-    </w:r>
-    <w:r>
-      <w:rPr>
-        <w:rStyle w:val="fontStyleText"/>
-      </w:rPr>
-      <w:instrText>PAGE</w:instrText>
-    </w:r>
-    <w:r>
-      <w:fldChar w:fldCharType="separate"/>
-    </w:r>
-    <w:r>
-      <w:rPr>
-        <w:rStyle w:val="fontStyleText"/>
-        <w:noProof/>
-      </w:rPr>
-      <w:t>6</w:t>
-    </w:r>
-    <w:r>
-      <w:fldChar w:fldCharType="end"/>
-    </w:r>
-  </w:p>
-</w:ftr>
-</file>
-
-<file path=word/footer6.xml><?xml version="1.0" encoding="utf-8"?>
 <w:ftr xmlns:wpc="http://schemas.microsoft.com/office/word/2010/wordprocessingCanvas" xmlns:cx="http://schemas.microsoft.com/office/drawing/2014/chartex" xmlns:mc="http://schemas.openxmlformats.org/markup-compatibility/2006" xmlns:o="urn:schemas-microsoft-com:office:office" xmlns:r="http://schemas.openxmlformats.org/officeDocument/2006/relationships" xmlns:m="http://schemas.openxmlformats.org/officeDocument/2006/math" xmlns:v="urn:schemas-microsoft-com:vml" xmlns:wp14="http://schemas.microsoft.com/office/word/2010/wordprocessingDrawing" xmlns:wp="http://schemas.openxmlformats.org/drawingml/2006/wordprocessingDrawing" xmlns:w10="urn:schemas-microsoft-com:office:word" xmlns:w="http://schemas.openxmlformats.org/wordprocessingml/2006/main" xmlns:w14="http://schemas.microsoft.com/office/word/2010/wordml" xmlns:w15="http://schemas.microsoft.com/office/word/2012/wordml" xmlns:w16se="http://schemas.microsoft.com/office/word/2015/wordml/symex" xmlns:wpg="http://schemas.microsoft.com/office/word/2010/wordprocessingGroup" xmlns:wpi="http://schemas.microsoft.com/office/word/2010/wordprocessingInk" xmlns:wne="http://schemas.microsoft.com/office/word/2006/wordml" xmlns:wps="http://schemas.microsoft.com/office/word/2010/wordprocessingShape" mc:Ignorable="w14 w15 w16se wp14">
   <w:p>
     <w:pPr>
@@ -9100,7 +9081,7 @@
 </file>
 
 <file path=customXml/itemProps1.xml><?xml version="1.0" encoding="utf-8"?>
-<ds:datastoreItem xmlns:ds="http://schemas.openxmlformats.org/officeDocument/2006/customXml" ds:itemID="{A9667DDF-1D07-4BF9-B422-0A64C3DF4B3A}">
+<ds:datastoreItem xmlns:ds="http://schemas.openxmlformats.org/officeDocument/2006/customXml" ds:itemID="{CAD7A60A-9579-49F8-9160-7C77A0A54132}">
   <ds:schemaRefs>
     <ds:schemaRef ds:uri="http://schemas.openxmlformats.org/officeDocument/2006/bibliography"/>
   </ds:schemaRefs>
